--- a/Term1A/SRD report/drafts/joel/Team_23_PixelPals_SRD_Joel_v4.docx
+++ b/Term1A/SRD report/drafts/joel/Team_23_PixelPals_SRD_Joel_v4.docx
@@ -3102,339 +3102,14 @@
       <w:bookmarkEnd w:id="8"/>
     </w:p>
     <w:p>
-      <w:proofErr w:type="spellStart"/>
-      <w:r>
-        <w:t>PixelPals</w:t>
-      </w:r>
-      <w:proofErr w:type="spellEnd"/>
-      <w:r>
-        <w:t xml:space="preserve"> is going to use certain technologies and tools for the current design stage and for future development of the system. </w:t>
-      </w:r>
-    </w:p>
-    <w:tbl>
-      <w:tblPr>
-        <w:tblStyle w:val="TableGrid"/>
-        <w:tblW w:w="0" w:type="auto"/>
-        <w:tblLook w:val="04A0" w:firstRow="1" w:lastRow="0" w:firstColumn="1" w:lastColumn="0" w:noHBand="0" w:noVBand="1"/>
-      </w:tblPr>
-      <w:tblGrid>
-        <w:gridCol w:w="3005"/>
-        <w:gridCol w:w="3005"/>
-        <w:gridCol w:w="3006"/>
-      </w:tblGrid>
-      <w:tr>
-        <w:tc>
-          <w:tcPr>
-            <w:tcW w:w="3005" w:type="dxa"/>
-          </w:tcPr>
-          <w:p>
-            <w:pPr>
-              <w:rPr>
-                <w:b/>
-                <w:bCs/>
-              </w:rPr>
-            </w:pPr>
-            <w:r>
-              <w:rPr>
-                <w:b/>
-                <w:bCs/>
-              </w:rPr>
-              <w:t xml:space="preserve">Category </w:t>
-            </w:r>
-          </w:p>
-        </w:tc>
-        <w:tc>
-          <w:tcPr>
-            <w:tcW w:w="3005" w:type="dxa"/>
-          </w:tcPr>
-          <w:p>
-            <w:pPr>
-              <w:rPr>
-                <w:b/>
-                <w:bCs/>
-              </w:rPr>
-            </w:pPr>
-            <w:r>
-              <w:rPr>
-                <w:b/>
-                <w:bCs/>
-              </w:rPr>
-              <w:t xml:space="preserve">Technology and Tools used/planned </w:t>
-            </w:r>
-          </w:p>
-        </w:tc>
-        <w:tc>
-          <w:tcPr>
-            <w:tcW w:w="3006" w:type="dxa"/>
-          </w:tcPr>
-          <w:p>
-            <w:pPr>
-              <w:rPr>
-                <w:b/>
-                <w:bCs/>
-              </w:rPr>
-            </w:pPr>
-            <w:r>
-              <w:rPr>
-                <w:b/>
-                <w:bCs/>
-              </w:rPr>
-              <w:t xml:space="preserve">Purpose </w:t>
-            </w:r>
-          </w:p>
-        </w:tc>
-      </w:tr>
-      <w:tr>
-        <w:trPr>
-          <w:hidden/>
-        </w:trPr>
-        <w:tc>
-          <w:tcPr>
-            <w:tcW w:w="3005" w:type="dxa"/>
-          </w:tcPr>
-          <w:p>
-            <w:pPr>
-              <w:rPr>
-                <w:vanish/>
-              </w:rPr>
-            </w:pPr>
-          </w:p>
-          <w:p>
-            <w:r>
-              <w:t>Backend</w:t>
-            </w:r>
-            <w:r>
-              <w:t xml:space="preserve"> de</w:t>
-            </w:r>
-            <w:r>
-              <w:t>velopment</w:t>
-            </w:r>
-          </w:p>
-        </w:tc>
-        <w:tc>
-          <w:tcPr>
-            <w:tcW w:w="3005" w:type="dxa"/>
-          </w:tcPr>
-          <w:p>
-            <w:r>
-              <w:t>Laravel (PHP), MySQL</w:t>
-            </w:r>
-          </w:p>
-        </w:tc>
-        <w:tc>
-          <w:tcPr>
-            <w:tcW w:w="3006" w:type="dxa"/>
-          </w:tcPr>
-          <w:p>
-            <w:r>
-              <w:t xml:space="preserve">Will be used to </w:t>
-            </w:r>
-            <w:r>
-              <w:t>make</w:t>
-            </w:r>
-            <w:r>
-              <w:t xml:space="preserve"> user accounts, product data and parental contro</w:t>
-            </w:r>
-            <w:r>
-              <w:t>ls.</w:t>
-            </w:r>
-          </w:p>
-        </w:tc>
-      </w:tr>
-      <w:tr>
-        <w:tc>
-          <w:tcPr>
-            <w:tcW w:w="3005" w:type="dxa"/>
-          </w:tcPr>
-          <w:p>
-            <w:pPr>
-              <w:rPr>
-                <w:vanish/>
-              </w:rPr>
-            </w:pPr>
-            <w:r>
-              <w:t>Frontend development</w:t>
-            </w:r>
-          </w:p>
-        </w:tc>
-        <w:tc>
-          <w:tcPr>
-            <w:tcW w:w="3005" w:type="dxa"/>
-          </w:tcPr>
-          <w:p>
-            <w:r>
-              <w:t>HTML, CSS, JavaScript</w:t>
-            </w:r>
-          </w:p>
-        </w:tc>
-        <w:tc>
-          <w:tcPr>
-            <w:tcW w:w="3006" w:type="dxa"/>
-          </w:tcPr>
-          <w:p>
-            <w:r>
-              <w:t>Will be used to make the</w:t>
-            </w:r>
-            <w:r>
-              <w:t xml:space="preserve"> website</w:t>
-            </w:r>
-            <w:r>
-              <w:t xml:space="preserve"> interface </w:t>
-            </w:r>
-            <w:r>
-              <w:t xml:space="preserve">and for </w:t>
-            </w:r>
-            <w:r>
-              <w:t>browsing and selecting products.</w:t>
-            </w:r>
-          </w:p>
-        </w:tc>
-      </w:tr>
-      <w:tr>
-        <w:tc>
-          <w:tcPr>
-            <w:tcW w:w="3005" w:type="dxa"/>
-          </w:tcPr>
-          <w:p>
-            <w:r>
-              <w:t>UI/UX design</w:t>
-            </w:r>
-          </w:p>
-        </w:tc>
-        <w:tc>
-          <w:tcPr>
-            <w:tcW w:w="3005" w:type="dxa"/>
-          </w:tcPr>
-          <w:p>
-            <w:r>
-              <w:t>Figma, Canva</w:t>
-            </w:r>
-          </w:p>
-        </w:tc>
-        <w:tc>
-          <w:tcPr>
-            <w:tcW w:w="3006" w:type="dxa"/>
-          </w:tcPr>
-          <w:p>
-            <w:r>
-              <w:t xml:space="preserve">Used to create </w:t>
-            </w:r>
-            <w:r>
-              <w:t>layout, logo and accessibility structure.</w:t>
-            </w:r>
-          </w:p>
-        </w:tc>
-      </w:tr>
-      <w:tr>
-        <w:tc>
-          <w:tcPr>
-            <w:tcW w:w="3005" w:type="dxa"/>
-          </w:tcPr>
-          <w:p>
-            <w:r>
-              <w:t>Version Control</w:t>
-            </w:r>
-          </w:p>
-        </w:tc>
-        <w:tc>
-          <w:tcPr>
-            <w:tcW w:w="3005" w:type="dxa"/>
-          </w:tcPr>
-          <w:p>
-            <w:r>
-              <w:t>GitHub</w:t>
-            </w:r>
-          </w:p>
-        </w:tc>
-        <w:tc>
-          <w:tcPr>
-            <w:tcW w:w="3006" w:type="dxa"/>
-          </w:tcPr>
-          <w:p>
-            <w:r>
-              <w:t>Used to store project work and control changes by using pull requests and commits.</w:t>
-            </w:r>
-          </w:p>
-        </w:tc>
-      </w:tr>
-      <w:tr>
-        <w:tc>
-          <w:tcPr>
-            <w:tcW w:w="3005" w:type="dxa"/>
-          </w:tcPr>
-          <w:p>
-            <w:r>
-              <w:t>Project Management</w:t>
-            </w:r>
-          </w:p>
-        </w:tc>
-        <w:tc>
-          <w:tcPr>
-            <w:tcW w:w="3005" w:type="dxa"/>
-          </w:tcPr>
-          <w:p>
-            <w:r>
-              <w:t>Trello, Discord</w:t>
-            </w:r>
-          </w:p>
-        </w:tc>
-        <w:tc>
-          <w:tcPr>
-            <w:tcW w:w="3006" w:type="dxa"/>
-          </w:tcPr>
-          <w:p>
-            <w:r>
-              <w:t>Trello is used to assign and track tasks with deadlines. Discord is used for team communication</w:t>
-            </w:r>
-            <w:r>
-              <w:t>.</w:t>
-            </w:r>
-          </w:p>
-        </w:tc>
-      </w:tr>
-      <w:tr>
-        <w:tc>
-          <w:tcPr>
-            <w:tcW w:w="3005" w:type="dxa"/>
-          </w:tcPr>
-          <w:p>
-            <w:r>
-              <w:t>Documentation</w:t>
-            </w:r>
-          </w:p>
-        </w:tc>
-        <w:tc>
-          <w:tcPr>
-            <w:tcW w:w="3005" w:type="dxa"/>
-          </w:tcPr>
-          <w:p>
-            <w:r>
-              <w:t>Microsoft Word</w:t>
-            </w:r>
-          </w:p>
-        </w:tc>
-        <w:tc>
-          <w:tcPr>
-            <w:tcW w:w="3006" w:type="dxa"/>
-          </w:tcPr>
-          <w:p>
-            <w:r>
-              <w:t xml:space="preserve">Used to make </w:t>
-            </w:r>
-            <w:r>
-              <w:t xml:space="preserve">and update </w:t>
-            </w:r>
-            <w:r>
-              <w:t>the Software requirements design report</w:t>
-            </w:r>
-            <w:r>
-              <w:t>.</w:t>
-            </w:r>
-          </w:p>
-        </w:tc>
-      </w:tr>
-    </w:tbl>
-    <w:p/>
+      <w:r>
+        <w:rPr>
+          <w:i/>
+          <w:iCs/>
+        </w:rPr>
+        <w:t>List programming languages, frameworks, and tools used.</w:t>
+      </w:r>
+    </w:p>
     <w:p>
       <w:r>
         <w:pict w14:anchorId="6EDA766F">
@@ -3448,7 +3123,6 @@
       </w:pPr>
       <w:bookmarkStart w:id="9" w:name="_Toc212395747"/>
       <w:r>
-        <w:lastRenderedPageBreak/>
         <w:t>3. Functional Requirement</w:t>
       </w:r>
       <w:bookmarkEnd w:id="9"/>
@@ -3468,29 +3142,12 @@
     </w:p>
     <w:p>
       <w:r>
-        <w:t xml:space="preserve">Functional Requirements is based on what the system should do, </w:t>
-      </w:r>
-      <w:proofErr w:type="gramStart"/>
-      <w:r>
-        <w:t>This</w:t>
-      </w:r>
-      <w:proofErr w:type="gramEnd"/>
-      <w:r>
-        <w:t xml:space="preserve"> can done by the usage of features, specific actions, and behaviours so that it helps the user throughout the website. For the </w:t>
-      </w:r>
-      <w:proofErr w:type="spellStart"/>
-      <w:r>
-        <w:t>PixelPals</w:t>
-      </w:r>
-      <w:proofErr w:type="spellEnd"/>
-      <w:r>
-        <w:t xml:space="preserve"> Project, Function Requirements will make sure that system functionally will allow the users to register, sign in, placing orders and adding Parent control. Furthermore, Function Requirements will support both users and admins by providing features to manage and interact with the ecommerce website with </w:t>
-      </w:r>
-      <w:proofErr w:type="gramStart"/>
-      <w:r>
-        <w:t>ease .</w:t>
-      </w:r>
-      <w:proofErr w:type="gramEnd"/>
+        <w:rPr>
+          <w:i/>
+          <w:iCs/>
+        </w:rPr>
+        <w:t>Explain what functional requirements are and how they apply to your project.</w:t>
+      </w:r>
     </w:p>
     <w:p>
       <w:pPr>
@@ -3595,6 +3252,7 @@
       </w:pPr>
       <w:bookmarkStart w:id="13" w:name="_Toc212395750"/>
       <w:r>
+        <w:lastRenderedPageBreak/>
         <w:t>4. Non-Functional Requirements</w:t>
       </w:r>
       <w:bookmarkEnd w:id="13"/>
@@ -3631,7 +3289,6 @@
     </w:p>
     <w:p>
       <w:r>
-        <w:lastRenderedPageBreak/>
         <w:t>Boosting perceived performance is another way to make the website seem more responsive to achieve this we should ensure that user receives immediate visual feedback for example a button changing colour when clicked or showing a loading icon so that they are aware that their action has been registered and that the website is processing it which will therefore reduce the perceived processing/loading time.</w:t>
       </w:r>
     </w:p>
@@ -3759,188 +3416,7 @@
         <w:t>.</w:t>
       </w:r>
     </w:p>
-    <w:p>
-      <w:r>
-        <w:rPr>
-          <w:highlight w:val="yellow"/>
-        </w:rPr>
-        <w:t>Parental Control and Data Privacy:</w:t>
-      </w:r>
-      <w:r>
-        <w:t xml:space="preserve"> </w:t>
-      </w:r>
-    </w:p>
-    <w:p>
-      <w:r>
-        <w:t>T</w:t>
-      </w:r>
-      <w:r>
-        <w:t xml:space="preserve">he </w:t>
-      </w:r>
-      <w:proofErr w:type="spellStart"/>
-      <w:r>
-        <w:t>PixelPals</w:t>
-      </w:r>
-      <w:proofErr w:type="spellEnd"/>
-      <w:r>
-        <w:t xml:space="preserve"> website is designed for children and parents, </w:t>
-      </w:r>
-      <w:r>
-        <w:t>which means data protection must be prioritised at every stage of development. To achieve this, the system will include parental control features and account security to support safe and responsible use.</w:t>
-      </w:r>
-      <w:r>
-        <w:t xml:space="preserve"> </w:t>
-      </w:r>
-    </w:p>
     <w:p/>
-    <w:p/>
-    <w:tbl>
-      <w:tblPr>
-        <w:tblStyle w:val="TableGrid"/>
-        <w:tblW w:w="0" w:type="auto"/>
-        <w:tblLook w:val="04A0" w:firstRow="1" w:lastRow="0" w:firstColumn="1" w:lastColumn="0" w:noHBand="0" w:noVBand="1"/>
-      </w:tblPr>
-      <w:tblGrid>
-        <w:gridCol w:w="4508"/>
-        <w:gridCol w:w="4508"/>
-      </w:tblGrid>
-      <w:tr>
-        <w:tc>
-          <w:tcPr>
-            <w:tcW w:w="4508" w:type="dxa"/>
-          </w:tcPr>
-          <w:p>
-            <w:pPr>
-              <w:rPr>
-                <w:b/>
-                <w:bCs/>
-              </w:rPr>
-            </w:pPr>
-            <w:r>
-              <w:rPr>
-                <w:b/>
-                <w:bCs/>
-              </w:rPr>
-              <w:t xml:space="preserve">Security requirement </w:t>
-            </w:r>
-          </w:p>
-        </w:tc>
-        <w:tc>
-          <w:tcPr>
-            <w:tcW w:w="4508" w:type="dxa"/>
-          </w:tcPr>
-          <w:p>
-            <w:pPr>
-              <w:rPr>
-                <w:b/>
-                <w:bCs/>
-              </w:rPr>
-            </w:pPr>
-            <w:r>
-              <w:rPr>
-                <w:b/>
-                <w:bCs/>
-              </w:rPr>
-              <w:t>Planned implementation</w:t>
-            </w:r>
-          </w:p>
-        </w:tc>
-      </w:tr>
-      <w:tr>
-        <w:tc>
-          <w:tcPr>
-            <w:tcW w:w="4508" w:type="dxa"/>
-          </w:tcPr>
-          <w:p>
-            <w:r>
-              <w:t>Child data privacy</w:t>
-            </w:r>
-          </w:p>
-        </w:tc>
-        <w:tc>
-          <w:tcPr>
-            <w:tcW w:w="4508" w:type="dxa"/>
-          </w:tcPr>
-          <w:p>
-            <w:r>
-              <w:t>Only essential user data will be collected, and the data will be stored securely in the database.</w:t>
-            </w:r>
-          </w:p>
-        </w:tc>
-      </w:tr>
-      <w:tr>
-        <w:tc>
-          <w:tcPr>
-            <w:tcW w:w="4508" w:type="dxa"/>
-          </w:tcPr>
-          <w:p>
-            <w:r>
-              <w:t>Parental control access</w:t>
-            </w:r>
-          </w:p>
-        </w:tc>
-        <w:tc>
-          <w:tcPr>
-            <w:tcW w:w="4508" w:type="dxa"/>
-          </w:tcPr>
-          <w:p>
-            <w:r>
-              <w:t>Parents will have access to screen time rules for children.</w:t>
-            </w:r>
-          </w:p>
-        </w:tc>
-      </w:tr>
-      <w:tr>
-        <w:tc>
-          <w:tcPr>
-            <w:tcW w:w="4508" w:type="dxa"/>
-          </w:tcPr>
-          <w:p>
-            <w:r>
-              <w:t>Password security</w:t>
-            </w:r>
-          </w:p>
-        </w:tc>
-        <w:tc>
-          <w:tcPr>
-            <w:tcW w:w="4508" w:type="dxa"/>
-          </w:tcPr>
-          <w:p>
-            <w:r>
-              <w:t>Passwords will be hidden and will have minimum length rules, so they cannot be easily guessed.</w:t>
-            </w:r>
-          </w:p>
-        </w:tc>
-      </w:tr>
-      <w:tr>
-        <w:tc>
-          <w:tcPr>
-            <w:tcW w:w="4508" w:type="dxa"/>
-          </w:tcPr>
-          <w:p>
-            <w:r>
-              <w:t xml:space="preserve">Access permissions </w:t>
-            </w:r>
-          </w:p>
-        </w:tc>
-        <w:tc>
-          <w:tcPr>
-            <w:tcW w:w="4508" w:type="dxa"/>
-          </w:tcPr>
-          <w:p>
-            <w:r>
-              <w:t>Only authorised members can change or update product information.</w:t>
-            </w:r>
-          </w:p>
-        </w:tc>
-      </w:tr>
-    </w:tbl>
-    <w:p/>
-    <w:p>
-      <w:r>
-        <w:t>Overall, these measures will keep the system suitable for children while giving parents reassurance and control over their child’s digital wellbeing.</w:t>
-      </w:r>
-    </w:p>
     <w:p>
       <w:pPr>
         <w:pStyle w:val="Heading2"/>
@@ -3983,242 +3459,7 @@
     </w:p>
     <w:p>
       <w:r>
-        <w:t xml:space="preserve">The </w:t>
-      </w:r>
-      <w:proofErr w:type="spellStart"/>
-      <w:r>
-        <w:t>PixelPals</w:t>
-      </w:r>
-      <w:proofErr w:type="spellEnd"/>
-      <w:r>
-        <w:t xml:space="preserve"> system is designed to be easy to update</w:t>
-      </w:r>
-      <w:r>
-        <w:t xml:space="preserve"> and</w:t>
-      </w:r>
-      <w:r>
-        <w:t xml:space="preserve"> expand in the future. The team has used organised and traceable development practices to support </w:t>
-      </w:r>
-      <w:r>
-        <w:t xml:space="preserve">all continuous improvements. </w:t>
-      </w:r>
-    </w:p>
-    <w:tbl>
-      <w:tblPr>
-        <w:tblStyle w:val="TableGrid"/>
-        <w:tblW w:w="0" w:type="auto"/>
-        <w:tblLook w:val="04A0" w:firstRow="1" w:lastRow="0" w:firstColumn="1" w:lastColumn="0" w:noHBand="0" w:noVBand="1"/>
-      </w:tblPr>
-      <w:tblGrid>
-        <w:gridCol w:w="4508"/>
-        <w:gridCol w:w="4508"/>
-      </w:tblGrid>
-      <w:tr>
-        <w:tc>
-          <w:tcPr>
-            <w:tcW w:w="4508" w:type="dxa"/>
-          </w:tcPr>
-          <w:p>
-            <w:pPr>
-              <w:rPr>
-                <w:b/>
-                <w:bCs/>
-              </w:rPr>
-            </w:pPr>
-            <w:r>
-              <w:rPr>
-                <w:b/>
-                <w:bCs/>
-              </w:rPr>
-              <w:t>Maintainability principle</w:t>
-            </w:r>
-          </w:p>
-        </w:tc>
-        <w:tc>
-          <w:tcPr>
-            <w:tcW w:w="4508" w:type="dxa"/>
-          </w:tcPr>
-          <w:p>
-            <w:pPr>
-              <w:rPr>
-                <w:b/>
-                <w:bCs/>
-              </w:rPr>
-            </w:pPr>
-            <w:r>
-              <w:rPr>
-                <w:b/>
-                <w:bCs/>
-              </w:rPr>
-              <w:t>A</w:t>
-            </w:r>
-            <w:r>
-              <w:rPr>
-                <w:b/>
-                <w:bCs/>
-              </w:rPr>
-              <w:t xml:space="preserve">pplication in </w:t>
-            </w:r>
-            <w:proofErr w:type="spellStart"/>
-            <w:r>
-              <w:rPr>
-                <w:b/>
-                <w:bCs/>
-              </w:rPr>
-              <w:t>PixelPals</w:t>
-            </w:r>
-            <w:proofErr w:type="spellEnd"/>
-          </w:p>
-        </w:tc>
-      </w:tr>
-      <w:tr>
-        <w:tc>
-          <w:tcPr>
-            <w:tcW w:w="4508" w:type="dxa"/>
-          </w:tcPr>
-          <w:p>
-            <w:r>
-              <w:t xml:space="preserve">Clear </w:t>
-            </w:r>
-            <w:r>
-              <w:t>f</w:t>
-            </w:r>
-            <w:r>
-              <w:t xml:space="preserve">older </w:t>
-            </w:r>
-            <w:r>
-              <w:t>s</w:t>
-            </w:r>
-            <w:r>
-              <w:t>tructure</w:t>
-            </w:r>
-          </w:p>
-        </w:tc>
-        <w:tc>
-          <w:tcPr>
-            <w:tcW w:w="4508" w:type="dxa"/>
-          </w:tcPr>
-          <w:p>
-            <w:r>
-              <w:t>Creating organised files that are easy to locate, such as SRD, Drafts, Evidence and Docs files on GitHub.</w:t>
-            </w:r>
-          </w:p>
-        </w:tc>
-      </w:tr>
-      <w:tr>
-        <w:tc>
-          <w:tcPr>
-            <w:tcW w:w="4508" w:type="dxa"/>
-          </w:tcPr>
-          <w:p>
-            <w:r>
-              <w:t>V</w:t>
-            </w:r>
-            <w:r>
-              <w:t xml:space="preserve">ersion </w:t>
-            </w:r>
-            <w:r>
-              <w:t>c</w:t>
-            </w:r>
-            <w:r>
-              <w:t xml:space="preserve">ontrol </w:t>
-            </w:r>
-            <w:r>
-              <w:t>b</w:t>
-            </w:r>
-            <w:r>
-              <w:t xml:space="preserve">est </w:t>
-            </w:r>
-            <w:r>
-              <w:t>p</w:t>
-            </w:r>
-            <w:r>
-              <w:t>ractice</w:t>
-            </w:r>
-          </w:p>
-        </w:tc>
-        <w:tc>
-          <w:tcPr>
-            <w:tcW w:w="4508" w:type="dxa"/>
-          </w:tcPr>
-          <w:p>
-            <w:r>
-              <w:t>Team members will be their own branches on GitHub and use pull requests to the main area to avoid conflicts and track changes early.</w:t>
-            </w:r>
-          </w:p>
-        </w:tc>
-      </w:tr>
-      <w:tr>
-        <w:tc>
-          <w:tcPr>
-            <w:tcW w:w="4508" w:type="dxa"/>
-          </w:tcPr>
-          <w:p>
-            <w:r>
-              <w:t xml:space="preserve">Continuous </w:t>
-            </w:r>
-            <w:r>
-              <w:t>d</w:t>
-            </w:r>
-            <w:r>
-              <w:t>ocumentation</w:t>
-            </w:r>
-          </w:p>
-        </w:tc>
-        <w:tc>
-          <w:tcPr>
-            <w:tcW w:w="4508" w:type="dxa"/>
-          </w:tcPr>
-          <w:p>
-            <w:r>
-              <w:t>All meeting notes, commit summaries and report document versions will be recorded throughout development.</w:t>
-            </w:r>
-          </w:p>
-        </w:tc>
-      </w:tr>
-      <w:tr>
-        <w:tc>
-          <w:tcPr>
-            <w:tcW w:w="4508" w:type="dxa"/>
-          </w:tcPr>
-          <w:p>
-            <w:r>
-              <w:t xml:space="preserve">Modular </w:t>
-            </w:r>
-            <w:r>
-              <w:t>d</w:t>
-            </w:r>
-            <w:r>
-              <w:t xml:space="preserve">esign </w:t>
-            </w:r>
-            <w:r>
-              <w:t>a</w:t>
-            </w:r>
-            <w:r>
-              <w:t>pproach</w:t>
-            </w:r>
-          </w:p>
-        </w:tc>
-        <w:tc>
-          <w:tcPr>
-            <w:tcW w:w="4508" w:type="dxa"/>
-          </w:tcPr>
-          <w:p>
-            <w:r>
-              <w:t xml:space="preserve">Frontend and Backend components will be built in small functional parts for easier updates and fixes. </w:t>
-            </w:r>
-          </w:p>
-        </w:tc>
-      </w:tr>
-    </w:tbl>
-    <w:p/>
-    <w:p>
-      <w:r>
-        <w:t xml:space="preserve">To summarise, all these approaches will support long-term maintenance by allowing new features and bug fixes to be added without difficulty. </w:t>
-      </w:r>
-    </w:p>
-    <w:p>
-      <w:r>
+        <w:lastRenderedPageBreak/>
         <w:pict w14:anchorId="3498EF31">
           <v:rect id="_x0000_i1031" style="width:0;height:1.5pt" o:hralign="center" o:hrstd="t" o:hr="t" fillcolor="#a0a0a0" stroked="f"/>
         </w:pict>
@@ -4278,7 +3519,6 @@
       </w:pPr>
       <w:bookmarkStart w:id="21" w:name="_Toc212395758"/>
       <w:r>
-        <w:lastRenderedPageBreak/>
         <w:t>5.3 Use Cases – Login &amp; Basket</w:t>
       </w:r>
       <w:bookmarkEnd w:id="21"/>
@@ -4430,73 +3670,10 @@
       </w:pPr>
       <w:bookmarkStart w:id="25" w:name="_Toc212395762"/>
       <w:r>
+        <w:lastRenderedPageBreak/>
         <w:t>5.7 Site Map</w:t>
       </w:r>
       <w:bookmarkEnd w:id="25"/>
-    </w:p>
-    <w:p>
-      <w:r>
-        <w:t xml:space="preserve">This section presents the </w:t>
-      </w:r>
-      <w:proofErr w:type="spellStart"/>
-      <w:r>
-        <w:t>PixelPals</w:t>
-      </w:r>
-      <w:proofErr w:type="spellEnd"/>
-      <w:r>
-        <w:t xml:space="preserve"> website site map, illustrating the complete navigation structure. It highlights how users move between pages such as Home, Products, Basket, and Account. Each branch represents a major user flow or feature area.</w:t>
-      </w:r>
-    </w:p>
-    <w:p>
-      <w:r>
-        <w:t>Home</w:t>
-      </w:r>
-    </w:p>
-    <w:p>
-      <w:r>
-        <w:t>├── Products</w:t>
-      </w:r>
-    </w:p>
-    <w:p>
-      <w:r>
-        <w:t>│   ├── Categories</w:t>
-      </w:r>
-    </w:p>
-    <w:p>
-      <w:r>
-        <w:t>│   └── Product Detail</w:t>
-      </w:r>
-    </w:p>
-    <w:p>
-      <w:r>
-        <w:lastRenderedPageBreak/>
-        <w:t>├── Basket</w:t>
-      </w:r>
-    </w:p>
-    <w:p>
-      <w:r>
-        <w:t>├── Account</w:t>
-      </w:r>
-    </w:p>
-    <w:p>
-      <w:r>
-        <w:t>│   ├── Login / Register</w:t>
-      </w:r>
-    </w:p>
-    <w:p>
-      <w:r>
-        <w:t>│   └── Profile &amp; Orders</w:t>
-      </w:r>
-    </w:p>
-    <w:p>
-      <w:r>
-        <w:t>└── Admin (protected area)</w:t>
-      </w:r>
-    </w:p>
-    <w:p>
-      <w:r>
-        <w:t>This hierarchy demonstrates how users will navigate through the application. The final visual site map diagram is included in Appendix F.</w:t>
-      </w:r>
     </w:p>
     <w:p>
       <w:r>
@@ -4709,7 +3886,6 @@
       </w:pPr>
       <w:bookmarkStart w:id="34" w:name="_Toc212395771"/>
       <w:r>
-        <w:lastRenderedPageBreak/>
         <w:t>Appendices</w:t>
       </w:r>
       <w:bookmarkEnd w:id="34"/>
@@ -4757,6 +3933,7 @@
         <w:rPr>
           <w:noProof/>
         </w:rPr>
+        <w:lastRenderedPageBreak/>
         <w:drawing>
           <wp:inline distT="0" distB="0" distL="0" distR="0" wp14:anchorId="036C24FC" wp14:editId="39DDE627">
             <wp:extent cx="5731510" cy="3298825"/>
@@ -4896,7 +4073,7 @@
 <w:numbering xmlns:wpc="http://schemas.microsoft.com/office/word/2010/wordprocessingCanvas" xmlns:cx="http://schemas.microsoft.com/office/drawing/2014/chartex" xmlns:cx1="http://schemas.microsoft.com/office/drawing/2015/9/8/chartex" xmlns:cx2="http://schemas.microsoft.com/office/drawing/2015/10/21/chartex" xmlns:cx3="http://schemas.microsoft.com/office/drawing/2016/5/9/chartex" xmlns:cx4="http://schemas.microsoft.com/office/drawing/2016/5/10/chartex" xmlns:cx5="http://schemas.microsoft.com/office/drawing/2016/5/11/chartex" xmlns:cx6="http://schemas.microsoft.com/office/drawing/2016/5/12/chartex" xmlns:cx7="http://schemas.microsoft.com/office/drawing/2016/5/13/chartex" xmlns:cx8="http://schemas.microsoft.com/office/drawing/2016/5/14/chartex" xmlns:mc="http://schemas.openxmlformats.org/markup-compatibility/2006" xmlns:aink="http://schemas.microsoft.com/office/drawing/2016/ink" xmlns:am3d="http://schemas.microsoft.com/office/drawing/2017/model3d" xmlns:o="urn:schemas-microsoft-com:office:office" xmlns:oel="http://schemas.microsoft.com/office/2019/extlst" xmlns:r="http://schemas.openxmlformats.org/officeDocument/2006/relationships" xmlns:m="http://schemas.openxmlformats.org/officeDocument/2006/math" xmlns:v="urn:schemas-microsoft-com:vml" xmlns:wp14="http://schemas.microsoft.com/office/word/2010/wordprocessingDrawing" xmlns:wp="http://schemas.openxmlformats.org/drawingml/2006/wordprocessingDrawing" xmlns:w10="urn:schemas-microsoft-com:office:word" xmlns:w="http://schemas.openxmlformats.org/wordprocessingml/2006/main" xmlns:w14="http://schemas.microsoft.com/office/word/2010/wordml" xmlns:w15="http://schemas.microsoft.com/office/word/2012/wordml" xmlns:w16cex="http://schemas.microsoft.com/office/word/2018/wordml/cex" xmlns:w16cid="http://schemas.microsoft.com/office/word/2016/wordml/cid" xmlns:w16="http://schemas.microsoft.com/office/word/2018/wordml" xmlns:w16du="http://schemas.microsoft.com/office/word/2023/wordml/word16du" xmlns:w16sdtdh="http://schemas.microsoft.com/office/word/2020/wordml/sdtdatahash" xmlns:w16sdtfl="http://schemas.microsoft.com/office/word/2024/wordml/sdtformatlock" xmlns:w16se="http://schemas.microsoft.com/office/word/2015/wordml/symex" xmlns:wpg="http://schemas.microsoft.com/office/word/2010/wordprocessingGroup" xmlns:wpi="http://schemas.microsoft.com/office/word/2010/wordprocessingInk" xmlns:wne="http://schemas.microsoft.com/office/word/2006/wordml" xmlns:wps="http://schemas.microsoft.com/office/word/2010/wordprocessingShape" mc:Ignorable="w14 w15 w16se w16cid w16 w16cex w16sdtdh w16sdtfl w16du wp14">
   <w:numPicBullet w:numPicBulletId="0">
     <w:pict>
-      <v:rect id="_x0000_i1032" style="width:0;height:1.5pt" o:hralign="center" o:bullet="t" o:hrstd="t" o:hr="t" fillcolor="#a0a0a0" stroked="f"/>
+      <v:rect id="_x0000_i1040" style="width:0;height:1.5pt" o:hralign="center" o:bullet="t" o:hrstd="t" o:hr="t" fillcolor="#a0a0a0" stroked="f"/>
     </w:pict>
   </w:numPicBullet>
   <w:abstractNum w:abstractNumId="0" w15:restartNumberingAfterBreak="0">
